--- a/Project1_Steps_performed.docx
+++ b/Project1_Steps_performed.docx
@@ -22,6 +22,32 @@
     <w:p>
       <w:pPr>
         <w:rPr>
+          <w:b/>
+          <w:bCs/>
+          <w:lang w:val="en-US"/>
+        </w:rPr>
+      </w:pPr>
+    </w:p>
+    <w:p>
+      <w:pPr>
+        <w:rPr>
+          <w:b/>
+          <w:bCs/>
+          <w:lang w:val="en-US"/>
+        </w:rPr>
+      </w:pPr>
+      <w:r>
+        <w:rPr>
+          <w:b/>
+          <w:bCs/>
+          <w:lang w:val="en-US"/>
+        </w:rPr>
+        <w:t>Note: As said in the project overview first project is done with Minikube</w:t>
+      </w:r>
+    </w:p>
+    <w:p>
+      <w:pPr>
+        <w:rPr>
           <w:lang w:val="en-US"/>
         </w:rPr>
       </w:pPr>
@@ -62,21 +88,7 @@
         <w:rPr>
           <w:lang w:val="en-US"/>
         </w:rPr>
-        <w:t xml:space="preserve">Clone given </w:t>
-      </w:r>
-      <w:proofErr w:type="gramStart"/>
-      <w:r>
-        <w:rPr>
-          <w:lang w:val="en-US"/>
-        </w:rPr>
-        <w:t>repo :</w:t>
-      </w:r>
-      <w:proofErr w:type="gramEnd"/>
-      <w:r>
-        <w:rPr>
-          <w:lang w:val="en-US"/>
-        </w:rPr>
-        <w:t xml:space="preserve"> </w:t>
+        <w:t xml:space="preserve">Clone given repo : </w:t>
       </w:r>
       <w:hyperlink r:id="rId6" w:history="1">
         <w:r>
@@ -536,21 +548,7 @@
         <w:rPr>
           <w:lang w:val="en-US"/>
         </w:rPr>
-        <w:t xml:space="preserve">            Created ubuntu instance with t</w:t>
-      </w:r>
-      <w:proofErr w:type="gramStart"/>
-      <w:r>
-        <w:rPr>
-          <w:lang w:val="en-US"/>
-        </w:rPr>
-        <w:t>3.medium</w:t>
-      </w:r>
-      <w:proofErr w:type="gramEnd"/>
-      <w:r>
-        <w:rPr>
-          <w:lang w:val="en-US"/>
-        </w:rPr>
-        <w:t>.</w:t>
+        <w:t xml:space="preserve">            Created ubuntu instance with t3.medium.</w:t>
       </w:r>
     </w:p>
     <w:p>
@@ -860,16 +858,8 @@
         <w:rPr>
           <w:lang w:val="en-US"/>
         </w:rPr>
-        <w:t xml:space="preserve">Create </w:t>
-      </w:r>
-      <w:proofErr w:type="spellStart"/>
-      <w:r>
-        <w:rPr>
-          <w:lang w:val="en-US"/>
-        </w:rPr>
-        <w:t>dockerfile</w:t>
-      </w:r>
-      <w:proofErr w:type="spellEnd"/>
+        <w:t>Create dockerfile</w:t>
+      </w:r>
     </w:p>
     <w:p>
       <w:pPr>
@@ -1351,13 +1341,8 @@
           <w:numId w:val="3"/>
         </w:numPr>
       </w:pPr>
-      <w:proofErr w:type="spellStart"/>
-      <w:r>
-        <w:t>MiniKube</w:t>
-      </w:r>
-      <w:proofErr w:type="spellEnd"/>
-      <w:r>
-        <w:t xml:space="preserve"> installation</w:t>
+      <w:r>
+        <w:t>MiniKube installation</w:t>
       </w:r>
     </w:p>
     <w:p>
@@ -1378,37 +1363,22 @@
           <w:b/>
           <w:bCs/>
         </w:rPr>
-        <w:t xml:space="preserve">Note: </w:t>
-      </w:r>
-      <w:proofErr w:type="spellStart"/>
-      <w:r>
+        <w:t xml:space="preserve">Note: Minikube doesn’t work properly in EC2 hence using normal WSL for the further steps </w:t>
+      </w:r>
+    </w:p>
+    <w:p>
+      <w:pPr>
+        <w:pStyle w:val="ListParagraph"/>
         <w:rPr>
           <w:b/>
           <w:bCs/>
         </w:rPr>
-        <w:t>Minikube</w:t>
-      </w:r>
-      <w:proofErr w:type="spellEnd"/>
+      </w:pPr>
       <w:r>
         <w:rPr>
           <w:b/>
           <w:bCs/>
-        </w:rPr>
-        <w:t xml:space="preserve"> doesn’t work properly in EC2 hence using normal WSL for the further steps </w:t>
-      </w:r>
-    </w:p>
-    <w:p>
-      <w:pPr>
-        <w:pStyle w:val="ListParagraph"/>
-        <w:rPr>
-          <w:b/>
-          <w:bCs/>
-        </w:rPr>
-      </w:pPr>
-      <w:r>
-        <w:rPr>
-          <w:b/>
-          <w:bCs/>
+          <w:noProof/>
         </w:rPr>
         <w:drawing>
           <wp:inline distT="0" distB="0" distL="0" distR="0" wp14:anchorId="0410AF03" wp14:editId="54318269">
@@ -1459,6 +1429,7 @@
         <w:rPr>
           <w:b/>
           <w:bCs/>
+          <w:noProof/>
         </w:rPr>
         <w:drawing>
           <wp:inline distT="0" distB="0" distL="0" distR="0" wp14:anchorId="2BBE2142" wp14:editId="0D8184E0">
@@ -1509,6 +1480,7 @@
         <w:rPr>
           <w:b/>
           <w:bCs/>
+          <w:noProof/>
         </w:rPr>
         <w:drawing>
           <wp:inline distT="0" distB="0" distL="0" distR="0" wp14:anchorId="2A4E070A" wp14:editId="1F9C97B1">
@@ -1568,6 +1540,7 @@
         <w:rPr>
           <w:b/>
           <w:bCs/>
+          <w:noProof/>
         </w:rPr>
         <w:lastRenderedPageBreak/>
         <w:drawing>
@@ -1644,6 +1617,7 @@
         <w:rPr>
           <w:b/>
           <w:bCs/>
+          <w:noProof/>
         </w:rPr>
         <w:drawing>
           <wp:inline distT="0" distB="0" distL="0" distR="0" wp14:anchorId="6B972FDE" wp14:editId="6B20F507">
@@ -1763,13 +1737,8 @@
         </w:numPr>
       </w:pPr>
       <w:r>
-        <w:t xml:space="preserve">Create </w:t>
-      </w:r>
-      <w:proofErr w:type="spellStart"/>
-      <w:r>
-        <w:t>service.yml</w:t>
-      </w:r>
-      <w:proofErr w:type="spellEnd"/>
+        <w:t>Create service.yml</w:t>
+      </w:r>
     </w:p>
     <w:p>
       <w:pPr>
@@ -1830,13 +1799,8 @@
         </w:numPr>
       </w:pPr>
       <w:r>
-        <w:t xml:space="preserve">Configure </w:t>
-      </w:r>
-      <w:proofErr w:type="spellStart"/>
-      <w:r>
-        <w:t>CodeBuild</w:t>
-      </w:r>
-      <w:proofErr w:type="spellEnd"/>
+        <w:t>Configure CodeBuild</w:t>
+      </w:r>
     </w:p>
     <w:p>
       <w:pPr>
